--- a/data/exports/motion-in-a-straight-line_revision_notes.docx
+++ b/data/exports/motion-in-a-straight-line_revision_notes.docx
@@ -189,7 +189,7 @@
                 <w:color w:val="2D3748"/>
                 <w:sz w:val="19"/>
               </w:rPr>
-              <w:t>Motion In A Straight Line - Core Application</w:t>
+              <w:t>Velocity-Time &amp; Position-Time Graphs</w:t>
             </w:r>
           </w:p>
         </w:tc>
@@ -209,7 +209,7 @@
               <w:rPr>
                 <w:sz w:val="19"/>
               </w:rPr>
-              <w:t>121 PYQs</w:t>
+              <w:t>75 PYQs</w:t>
             </w:r>
           </w:p>
         </w:tc>
@@ -230,7 +230,94 @@
                 <w:color w:val="718096"/>
                 <w:sz w:val="19"/>
               </w:rPr>
-              <w:t>General Concept</w:t>
+              <w:t>Graphical Analysis</w:t>
+            </w:r>
+          </w:p>
+        </w:tc>
+      </w:tr>
+      <w:tr>
+        <w:tc>
+          <w:tcPr>
+            <w:tcW w:type="dxa" w:w="2160"/>
+            <w:shd w:fill="FFFFFF"/>
+            <w:tcMar>
+              <w:top w:w="80" w:type="dxa"/>
+              <w:bottom w:w="80" w:type="dxa"/>
+              <w:left w:w="150" w:type="dxa"/>
+              <w:right w:w="150" w:type="dxa"/>
+            </w:tcMar>
+          </w:tcPr>
+          <w:p>
+            <w:r>
+              <w:rPr>
+                <w:b/>
+                <w:color w:val="C53030"/>
+                <w:sz w:val="19"/>
+              </w:rPr>
+              <w:t>Very High</w:t>
+            </w:r>
+          </w:p>
+        </w:tc>
+        <w:tc>
+          <w:tcPr>
+            <w:tcW w:type="dxa" w:w="4320"/>
+            <w:shd w:fill="FFFFFF"/>
+            <w:tcMar>
+              <w:top w:w="80" w:type="dxa"/>
+              <w:bottom w:w="80" w:type="dxa"/>
+              <w:left w:w="150" w:type="dxa"/>
+              <w:right w:w="150" w:type="dxa"/>
+            </w:tcMar>
+          </w:tcPr>
+          <w:p>
+            <w:r>
+              <w:rPr>
+                <w:b/>
+                <w:color w:val="2D3748"/>
+                <w:sz w:val="19"/>
+              </w:rPr>
+              <w:t>Kinematic Equations &amp; Free Fall</w:t>
+            </w:r>
+          </w:p>
+        </w:tc>
+        <w:tc>
+          <w:tcPr>
+            <w:tcW w:type="dxa" w:w="1728"/>
+            <w:shd w:fill="FFFFFF"/>
+            <w:tcMar>
+              <w:top w:w="80" w:type="dxa"/>
+              <w:bottom w:w="80" w:type="dxa"/>
+              <w:left w:w="150" w:type="dxa"/>
+              <w:right w:w="150" w:type="dxa"/>
+            </w:tcMar>
+          </w:tcPr>
+          <w:p>
+            <w:r>
+              <w:rPr>
+                <w:sz w:val="19"/>
+              </w:rPr>
+              <w:t>46 PYQs</w:t>
+            </w:r>
+          </w:p>
+        </w:tc>
+        <w:tc>
+          <w:tcPr>
+            <w:tcW w:type="dxa" w:w="1872"/>
+            <w:shd w:fill="FFFFFF"/>
+            <w:tcMar>
+              <w:top w:w="80" w:type="dxa"/>
+              <w:bottom w:w="80" w:type="dxa"/>
+              <w:left w:w="150" w:type="dxa"/>
+              <w:right w:w="150" w:type="dxa"/>
+            </w:tcMar>
+          </w:tcPr>
+          <w:p>
+            <w:r>
+              <w:rPr>
+                <w:color w:val="718096"/>
+                <w:sz w:val="19"/>
+              </w:rPr>
+              <w:t>Kinematics</w:t>
             </w:r>
           </w:p>
         </w:tc>
@@ -311,6 +398,98 @@
           </w:p>
         </w:tc>
       </w:tr>
+      <w:tr>
+        <w:tc>
+          <w:tcPr>
+            <w:tcW w:type="dxa" w:w="3600"/>
+            <w:shd w:fill="F7FAFC"/>
+            <w:tcMar>
+              <w:top w:w="100" w:type="dxa"/>
+              <w:bottom w:w="100" w:type="dxa"/>
+              <w:left w:w="150" w:type="dxa"/>
+              <w:right w:w="150" w:type="dxa"/>
+            </w:tcMar>
+          </w:tcPr>
+          <w:p>
+            <w:r>
+              <w:rPr>
+                <w:b/>
+                <w:color w:val="1A365D"/>
+                <w:sz w:val="19"/>
+              </w:rPr>
+              <w:t>Velocity-Time &amp; Position-Time Graphs</w:t>
+            </w:r>
+          </w:p>
+        </w:tc>
+        <w:tc>
+          <w:tcPr>
+            <w:tcW w:type="dxa" w:w="6480"/>
+            <w:shd w:fill="F7FAFC"/>
+            <w:tcMar>
+              <w:top w:w="100" w:type="dxa"/>
+              <w:bottom w:w="100" w:type="dxa"/>
+              <w:left w:w="150" w:type="dxa"/>
+              <w:right w:w="150" w:type="dxa"/>
+            </w:tcMar>
+          </w:tcPr>
+          <w:p>
+            <w:r>
+              <w:rPr>
+                <w:rFonts w:ascii="Cambria Math" w:hAnsi="Cambria Math"/>
+                <w:color w:val="2D3748"/>
+                <w:sz w:val="19"/>
+              </w:rPr>
+              <w:t>v = \frac{dx}{dt}, \quad a = \frac{dv}{dt} = v\frac{dv}{dx}, \quad \text{Displacement} = \int v\,dt</w:t>
+            </w:r>
+          </w:p>
+        </w:tc>
+      </w:tr>
+      <w:tr>
+        <w:tc>
+          <w:tcPr>
+            <w:tcW w:type="dxa" w:w="3600"/>
+            <w:shd w:fill="FFFFFF"/>
+            <w:tcMar>
+              <w:top w:w="100" w:type="dxa"/>
+              <w:bottom w:w="100" w:type="dxa"/>
+              <w:left w:w="150" w:type="dxa"/>
+              <w:right w:w="150" w:type="dxa"/>
+            </w:tcMar>
+          </w:tcPr>
+          <w:p>
+            <w:r>
+              <w:rPr>
+                <w:b/>
+                <w:color w:val="1A365D"/>
+                <w:sz w:val="19"/>
+              </w:rPr>
+              <w:t>Kinematic Equations &amp; Free Fall</w:t>
+            </w:r>
+          </w:p>
+        </w:tc>
+        <w:tc>
+          <w:tcPr>
+            <w:tcW w:type="dxa" w:w="6480"/>
+            <w:shd w:fill="FFFFFF"/>
+            <w:tcMar>
+              <w:top w:w="100" w:type="dxa"/>
+              <w:bottom w:w="100" w:type="dxa"/>
+              <w:left w:w="150" w:type="dxa"/>
+              <w:right w:w="150" w:type="dxa"/>
+            </w:tcMar>
+          </w:tcPr>
+          <w:p>
+            <w:r>
+              <w:rPr>
+                <w:rFonts w:ascii="Cambria Math" w:hAnsi="Cambria Math"/>
+                <w:color w:val="2D3748"/>
+                <w:sz w:val="19"/>
+              </w:rPr>
+              <w:t>v = u + at, \quad s = ut + \frac{1}{2}at^2, \quad v^2 = u^2 + 2as, \quad s_n = u + \frac{a}{2}(2n - 1)</w:t>
+            </w:r>
+          </w:p>
+        </w:tc>
+      </w:tr>
     </w:tbl>
     <w:p>
       <w:pPr>
@@ -338,7 +517,7 @@
           <w:color w:val="2B6CB0"/>
           <w:sz w:val="24"/>
         </w:rPr>
-        <w:t>3.1 Motion In A Straight Line - Core Application (Very High Yield — 121 PYQs)</w:t>
+        <w:t>3.1 Velocity-Time &amp; Position-Time Graphs (Very High Yield — 75 PYQs)</w:t>
       </w:r>
     </w:p>
     <w:p>
@@ -353,7 +532,7 @@
         <w:rPr>
           <w:sz w:val="20"/>
         </w:rPr>
-        <w:t>Key problem pattern in Motion In A Straight Line.</w:t>
+        <w:t>Interpretation of motion curves: slope of x-t is velocity, slope of v-t is acceleration, area under v-t is displacement.</w:t>
       </w:r>
     </w:p>
     <w:tbl>
@@ -391,7 +570,7 @@
                 <w:color w:val="2D3748"/>
                 <w:sz w:val="19"/>
               </w:rPr>
-              <w:t>Watch for algebraic and sign errors.</w:t>
+              <w:t>Area under speed-time curve gives distance (always positive), while area under velocity-time curve gives displacement.</w:t>
             </w:r>
           </w:p>
         </w:tc>
@@ -432,7 +611,215 @@
                 <w:color w:val="2D3748"/>
                 <w:sz w:val="19"/>
               </w:rPr>
-              <w:t>Verify dimensions and boundary conditions.</w:t>
+              <w:t>When a is given as a function of x, use a = v(dv / dx) rather than (dv / dt).</w:t>
+            </w:r>
+          </w:p>
+        </w:tc>
+      </w:tr>
+    </w:tbl>
+    <w:p>
+      <w:pPr>
+        <w:spacing w:before="120" w:after="40"/>
+      </w:pPr>
+      <w:r>
+        <w:rPr>
+          <w:b/>
+          <w:color w:val="1A365D"/>
+          <w:sz w:val="19"/>
+        </w:rPr>
+        <w:t>Source PYQs testing this concept:</w:t>
+      </w:r>
+    </w:p>
+    <w:p>
+      <w:pPr>
+        <w:pStyle w:val="ListBullet"/>
+        <w:spacing w:after="40"/>
+      </w:pPr>
+      <w:r>
+        <w:rPr>
+          <w:b/>
+          <w:sz w:val="18"/>
+        </w:rPr>
+        <w:t xml:space="preserve">[2026 Morning Shift] Q#1 (MCQ): </w:t>
+      </w:r>
+      <w:r>
+        <w:rPr>
+          <w:sz w:val="18"/>
+        </w:rPr>
+        <w:t xml:space="preserve">"Water drops fall from a tap on the floor, 5 m below, at regular intervals of time, the first drop strikes the floor when the sixth drop begi..."  </w:t>
+      </w:r>
+      <w:r>
+        <w:rPr>
+          <w:b/>
+          <w:color w:val="2B6CB0"/>
+          <w:sz w:val="18"/>
+        </w:rPr>
+        <w:t>[Ans: C]</w:t>
+      </w:r>
+    </w:p>
+    <w:p>
+      <w:pPr>
+        <w:pStyle w:val="ListBullet"/>
+        <w:spacing w:after="40"/>
+      </w:pPr>
+      <w:r>
+        <w:rPr>
+          <w:b/>
+          <w:sz w:val="18"/>
+        </w:rPr>
+        <w:t xml:space="preserve">[2026 Evening Shift] Q#2 (MCQ): </w:t>
+      </w:r>
+      <w:r>
+        <w:rPr>
+          <w:sz w:val="18"/>
+        </w:rPr>
+        <w:t xml:space="preserve">"The velocity (v) versus time (t) plot of a particle is shown in the figure, for a time interval of 40 s . The total distance travelled b..."  </w:t>
+      </w:r>
+      <w:r>
+        <w:rPr>
+          <w:b/>
+          <w:color w:val="2B6CB0"/>
+          <w:sz w:val="18"/>
+        </w:rPr>
+        <w:t>[Ans: C]</w:t>
+      </w:r>
+    </w:p>
+    <w:p>
+      <w:pPr>
+        <w:pStyle w:val="ListBullet"/>
+        <w:spacing w:after="40"/>
+      </w:pPr>
+      <w:r>
+        <w:rPr>
+          <w:b/>
+          <w:sz w:val="18"/>
+        </w:rPr>
+        <w:t xml:space="preserve">[2026 Evening Shift] Q#2 (MCQ): </w:t>
+      </w:r>
+      <w:r>
+        <w:rPr>
+          <w:sz w:val="18"/>
+        </w:rPr>
+        <w:t xml:space="preserve">"The velocity (v) - Distance (x) graph is shown in figure. Which graph represents acceleration(a) versus distance ( x ) variation of th..."  </w:t>
+      </w:r>
+      <w:r>
+        <w:rPr>
+          <w:b/>
+          <w:color w:val="2B6CB0"/>
+          <w:sz w:val="18"/>
+        </w:rPr>
+        <w:t>[Ans: D]</w:t>
+      </w:r>
+    </w:p>
+    <w:p>
+      <w:pPr>
+        <w:spacing w:after="120"/>
+      </w:pPr>
+    </w:p>
+    <w:p>
+      <w:pPr>
+        <w:pStyle w:val="Heading2"/>
+      </w:pPr>
+      <w:r>
+        <w:rPr>
+          <w:color w:val="2B6CB0"/>
+          <w:sz w:val="24"/>
+        </w:rPr>
+        <w:t>3.2 Kinematic Equations &amp; Free Fall (Very High Yield — 46 PYQs)</w:t>
+      </w:r>
+    </w:p>
+    <w:p>
+      <w:r>
+        <w:rPr>
+          <w:b/>
+          <w:sz w:val="20"/>
+        </w:rPr>
+        <w:t xml:space="preserve">Core Principle: </w:t>
+      </w:r>
+      <w:r>
+        <w:rPr>
+          <w:sz w:val="20"/>
+        </w:rPr>
+        <w:t>Uniformly accelerated rectilinear motion, vertical motion under gravity, and displacement in the nth second.</w:t>
+      </w:r>
+    </w:p>
+    <w:tbl>
+      <w:tblPr>
+        <w:tblW w:type="auto" w:w="0"/>
+        <w:jc w:val="center"/>
+        <w:tblLook w:firstColumn="1" w:firstRow="1" w:lastColumn="0" w:lastRow="0" w:noHBand="0" w:noVBand="1" w:val="04A0"/>
+      </w:tblPr>
+      <w:tblGrid>
+        <w:gridCol w:w="10080"/>
+      </w:tblGrid>
+      <w:tr>
+        <w:tc>
+          <w:tcPr>
+            <w:tcW w:type="dxa" w:w="10080"/>
+            <w:shd w:fill="FFF5F5"/>
+            <w:tcMar>
+              <w:top w:w="100" w:type="dxa"/>
+              <w:bottom w:w="100" w:type="dxa"/>
+              <w:left w:w="150" w:type="dxa"/>
+              <w:right w:w="150" w:type="dxa"/>
+            </w:tcMar>
+          </w:tcPr>
+          <w:p>
+            <w:r>
+              <w:rPr>
+                <w:b/>
+                <w:color w:val="C53030"/>
+                <w:sz w:val="19"/>
+              </w:rPr>
+              <w:t xml:space="preserve">⚠️ Common Trap / JEE Pitfall: </w:t>
+            </w:r>
+            <w:r>
+              <w:rPr>
+                <w:color w:val="2D3748"/>
+                <w:sz w:val="19"/>
+              </w:rPr>
+              <w:t>Assign a consistent sign convention (e.g. upward positive, downward negative) at the beginning of problem solving.</w:t>
+            </w:r>
+          </w:p>
+        </w:tc>
+      </w:tr>
+    </w:tbl>
+    <w:tbl>
+      <w:tblPr>
+        <w:tblW w:type="auto" w:w="0"/>
+        <w:jc w:val="center"/>
+        <w:tblLook w:firstColumn="1" w:firstRow="1" w:lastColumn="0" w:lastRow="0" w:noHBand="0" w:noVBand="1" w:val="04A0"/>
+      </w:tblPr>
+      <w:tblGrid>
+        <w:gridCol w:w="10080"/>
+      </w:tblGrid>
+      <w:tr>
+        <w:tc>
+          <w:tcPr>
+            <w:tcW w:type="dxa" w:w="10080"/>
+            <w:shd w:fill="F0FFF4"/>
+            <w:tcMar>
+              <w:top w:w="100" w:type="dxa"/>
+              <w:bottom w:w="100" w:type="dxa"/>
+              <w:left w:w="150" w:type="dxa"/>
+              <w:right w:w="150" w:type="dxa"/>
+            </w:tcMar>
+          </w:tcPr>
+          <w:p>
+            <w:r>
+              <w:rPr>
+                <w:b/>
+                <w:color w:val="276749"/>
+                <w:sz w:val="19"/>
+              </w:rPr>
+              <w:t xml:space="preserve">💡 Speed Hack / Trick: </w:t>
+            </w:r>
+            <w:r>
+              <w:rPr>
+                <w:color w:val="2D3748"/>
+                <w:sz w:val="19"/>
+              </w:rPr>
+              <w:t>Stopping distance d \propto u^2. For an object dropped from rest, distance ratio in successive seconds is 1 : 3 : 5 : 7 (Galileo's odd numbers).</w:t>
             </w:r>
           </w:p>
         </w:tc>
@@ -488,13 +875,13 @@
           <w:b/>
           <w:sz w:val="18"/>
         </w:rPr>
-        <w:t xml:space="preserve">[2026 Morning Shift] Q#1 (MCQ): </w:t>
+        <w:t xml:space="preserve">[2026 Evening Shift] Q#3 (MCQ): </w:t>
       </w:r>
       <w:r>
         <w:rPr>
           <w:sz w:val="18"/>
         </w:rPr>
-        <w:t xml:space="preserve">"Water drops fall from a tap on the floor, 5 m below, at regular intervals of time, the first drop strikes the floor when the sixth drop begi..."  </w:t>
+        <w:t xml:space="preserve">"A paratrooper jumps from an aeroplane and opens a parachute after 2 s of free fall and starts deaccelerating with 3m/s^2 . At 10 m heigh..."  </w:t>
       </w:r>
       <w:r>
         <w:rPr>
@@ -502,7 +889,7 @@
           <w:color w:val="2B6CB0"/>
           <w:sz w:val="18"/>
         </w:rPr>
-        <w:t>[Ans: C]</w:t>
+        <w:t>[Ans: A]</w:t>
       </w:r>
     </w:p>
     <w:p>
@@ -515,13 +902,13 @@
           <w:b/>
           <w:sz w:val="18"/>
         </w:rPr>
-        <w:t xml:space="preserve">[2026 Evening Shift] Q#2 (MCQ): </w:t>
+        <w:t xml:space="preserve">[2025 Morning Shift] Q#2 (MCQ): </w:t>
       </w:r>
       <w:r>
         <w:rPr>
           <w:sz w:val="18"/>
         </w:rPr>
-        <w:t xml:space="preserve">"The velocity (v) versus time (t) plot of a particle is shown in the figure, for a time interval of 40 s . The total distance travelled b..."  </w:t>
+        <w:t xml:space="preserve">"Which of the following curves possibly represent one-dimensional motion of a particle? Choose the correct answer from the options g..."  </w:t>
       </w:r>
       <w:r>
         <w:rPr>
@@ -529,7 +916,7 @@
           <w:color w:val="2B6CB0"/>
           <w:sz w:val="18"/>
         </w:rPr>
-        <w:t>[Ans: C]</w:t>
+        <w:t>[Ans: N/A]</w:t>
       </w:r>
     </w:p>
     <w:p>
@@ -662,6 +1049,129 @@
               <w:t>Solution Analysis:</w:t>
               <w:br/>
               <w:t>When an object is dropped from a moving carrier (like the balloon), it gets the velocity of that carrier at the exact moment of release. Initial velocity of the stone (balloon) is u_(s)=10m/s (upwards). Initial height of the stone is h=75m . The acceleration due to gravity is g=-10m/s^2 (downwards). Using the second equation of motion for the stone's displacement along vertical direction, y=u_(y)t+(1 / 2)a_(y)t^2 Since the stone eventually hits the ground (at height 0 ), its displacement from the starting point ( 75 m ) is y= -75 m . -75=(10)t+(1 / 2)(-10)t^2 ⇒ -75=10t-5t^2 ⇒ 15=-2t+t^2 ⇒ t^2-2t-15=0 ⇒ (t-5)(t+3)=0 Since time cannot be negative, we take t=5 seconds. While the stone is falling for 5 seconds, the balloon continues to move upward at a constant velocity. The constant velocity of balloon is v_(b)=10m/s . The time interval of journey is t=5 seconds. Displacement = Velocity × Time Displacement =10 × 5=50m The final height is the initial height plus the displacement covered during the 5 seconds. Total Height =75m+50m=125m Therefore, the height of the balloon when the stone hits the ground is 125 m . Hence, the correct option is (D).</w:t>
+            </w:r>
+          </w:p>
+        </w:tc>
+      </w:tr>
+    </w:tbl>
+    <w:p>
+      <w:pPr>
+        <w:spacing w:after="120"/>
+      </w:pPr>
+    </w:p>
+    <w:p>
+      <w:pPr>
+        <w:spacing w:before="160" w:after="40"/>
+      </w:pPr>
+      <w:r>
+        <w:rPr>
+          <w:b/>
+          <w:color w:val="1A365D"/>
+          <w:sz w:val="22"/>
+        </w:rPr>
+        <w:t>Benchmark Problem 2: JEE Main 2026 (Online) 28th January Morning Shift (Q#1)</w:t>
+      </w:r>
+    </w:p>
+    <w:p>
+      <w:pPr>
+        <w:spacing w:after="80"/>
+      </w:pPr>
+      <w:r>
+        <w:rPr>
+          <w:sz w:val="20"/>
+        </w:rPr>
+        <w:t>Water drops fall from a tap on the floor, 5 m below, at regular intervals of time, the first drop strikes the floor when the sixth drop begins to fall. The height at which the fourth drop will be from ground, at the instant when the first drop strikes the ground is ____ m. (g=10m/s^2)</w:t>
+      </w:r>
+    </w:p>
+    <w:p>
+      <w:pPr>
+        <w:pStyle w:val="ListBullet"/>
+        <w:spacing w:after="20"/>
+      </w:pPr>
+      <w:r>
+        <w:rPr>
+          <w:sz w:val="19"/>
+        </w:rPr>
+        <w:t>(A) 3.8</w:t>
+      </w:r>
+    </w:p>
+    <w:p>
+      <w:pPr>
+        <w:pStyle w:val="ListBullet"/>
+        <w:spacing w:after="20"/>
+      </w:pPr>
+      <w:r>
+        <w:rPr>
+          <w:sz w:val="19"/>
+        </w:rPr>
+        <w:t>(B) 4.0</w:t>
+      </w:r>
+    </w:p>
+    <w:p>
+      <w:pPr>
+        <w:pStyle w:val="ListBullet"/>
+        <w:spacing w:after="20"/>
+      </w:pPr>
+      <w:r>
+        <w:rPr>
+          <w:b/>
+          <w:color w:val="276749"/>
+          <w:sz w:val="19"/>
+        </w:rPr>
+        <w:t>(C) 4.2</w:t>
+      </w:r>
+    </w:p>
+    <w:p>
+      <w:pPr>
+        <w:pStyle w:val="ListBullet"/>
+        <w:spacing w:after="20"/>
+      </w:pPr>
+      <w:r>
+        <w:rPr>
+          <w:sz w:val="19"/>
+        </w:rPr>
+        <w:t>(D) 2.5</w:t>
+      </w:r>
+    </w:p>
+    <w:tbl>
+      <w:tblPr>
+        <w:tblW w:type="auto" w:w="0"/>
+        <w:jc w:val="center"/>
+        <w:tblLook w:firstColumn="1" w:firstRow="1" w:lastColumn="0" w:lastRow="0" w:noHBand="0" w:noVBand="1" w:val="04A0"/>
+      </w:tblPr>
+      <w:tblGrid>
+        <w:gridCol w:w="10080"/>
+      </w:tblGrid>
+      <w:tr>
+        <w:tc>
+          <w:tcPr>
+            <w:tcW w:type="dxa" w:w="10080"/>
+            <w:shd w:fill="F7FAFC"/>
+            <w:tcMar>
+              <w:top w:w="100" w:type="dxa"/>
+              <w:bottom w:w="100" w:type="dxa"/>
+              <w:left w:w="150" w:type="dxa"/>
+              <w:right w:w="150" w:type="dxa"/>
+            </w:tcMar>
+          </w:tcPr>
+          <w:p>
+            <w:r>
+              <w:rPr>
+                <w:b/>
+                <w:color w:val="1A365D"/>
+                <w:sz w:val="19"/>
+              </w:rPr>
+              <w:t>Correct Answer: C</w:t>
+              <w:br/>
+            </w:r>
+            <w:r>
+              <w:rPr>
+                <w:color w:val="2D3748"/>
+                <w:sz w:val="18"/>
+              </w:rPr>
+              <w:t>Solution Analysis:</w:t>
+              <w:br/>
+              <w:t>The first drop falls a distance of H=5m starting from rest (u=0) . Using the equation of motion: s=ut+(1 / 2)gt^2 ⇒ 5=0+(1 / 2) × 10 × T^2 ⇒ 5=5T^2 ⇒ T^2=1 ⇒ T=1s When the first drop hits the ground, the sixth drop is just beginning to fall. This means there are 5 equal time intervals between the first and sixth drops. Δ t=(T / 5)=(1 / 5)=0.2s At the instant the first drop strikes the ground (t=1s) : Drop 1 has fallen for 1.0 s Drop 2 has fallen for 0.8 s Drop 3 has fallen for 0.6 s Drop 4 has fallen for 0.4 s Using the distance formula for the fourth drop: h_(4)=(1 / 2)g(t_(4))^2 ⇒ ℎ_(4)=(1 / 2) × 10 × (0.4)^2 ⇒ h_(4)=5 × 0.16=0.8m The height from the ground is the total height minus the distance fallen: Height from ground =H-h_(4)=5m-0.8m=4.2m Hence, the correct option is (C).</w:t>
             </w:r>
           </w:p>
         </w:tc>

--- a/data/exports/motion-in-a-straight-line_revision_notes.docx
+++ b/data/exports/motion-in-a-straight-line_revision_notes.docx
@@ -189,7 +189,7 @@
                 <w:color w:val="2D3748"/>
                 <w:sz w:val="19"/>
               </w:rPr>
-              <w:t>Velocity-Time &amp; Position-Time Graphs</w:t>
+              <w:t>Kinematic Equations &amp; Free Fall</w:t>
             </w:r>
           </w:p>
         </w:tc>
@@ -209,7 +209,7 @@
               <w:rPr>
                 <w:sz w:val="19"/>
               </w:rPr>
-              <w:t>75 PYQs</w:t>
+              <w:t>63 PYQs</w:t>
             </w:r>
           </w:p>
         </w:tc>
@@ -230,7 +230,7 @@
                 <w:color w:val="718096"/>
                 <w:sz w:val="19"/>
               </w:rPr>
-              <w:t>Graphical Analysis</w:t>
+              <w:t>Kinematics</w:t>
             </w:r>
           </w:p>
         </w:tc>
@@ -276,7 +276,7 @@
                 <w:color w:val="2D3748"/>
                 <w:sz w:val="19"/>
               </w:rPr>
-              <w:t>Kinematic Equations &amp; Free Fall</w:t>
+              <w:t>Velocity-Time &amp; Position-Time Graphs</w:t>
             </w:r>
           </w:p>
         </w:tc>
@@ -296,7 +296,7 @@
               <w:rPr>
                 <w:sz w:val="19"/>
               </w:rPr>
-              <w:t>46 PYQs</w:t>
+              <w:t>58 PYQs</w:t>
             </w:r>
           </w:p>
         </w:tc>
@@ -317,7 +317,7 @@
                 <w:color w:val="718096"/>
                 <w:sz w:val="19"/>
               </w:rPr>
-              <w:t>Kinematics</w:t>
+              <w:t>Graphical Analysis</w:t>
             </w:r>
           </w:p>
         </w:tc>
@@ -417,7 +417,7 @@
                 <w:color w:val="1A365D"/>
                 <w:sz w:val="19"/>
               </w:rPr>
-              <w:t>Velocity-Time &amp; Position-Time Graphs</w:t>
+              <w:t>Kinematic Equations &amp; Free Fall</w:t>
             </w:r>
           </w:p>
         </w:tc>
@@ -439,7 +439,7 @@
                 <w:color w:val="2D3748"/>
                 <w:sz w:val="19"/>
               </w:rPr>
-              <w:t>v = \frac{dx}{dt}, \quad a = \frac{dv}{dt} = v\frac{dv}{dx}, \quad \text{Displacement} = \int v\,dt</w:t>
+              <w:t>v = u + at, \quad s = ut + \frac{1}{2}at^2, \quad v^2 = u^2 + 2as, \quad s_n = u + \frac{a}{2}(2n - 1)</w:t>
             </w:r>
           </w:p>
         </w:tc>
@@ -463,7 +463,7 @@
                 <w:color w:val="1A365D"/>
                 <w:sz w:val="19"/>
               </w:rPr>
-              <w:t>Kinematic Equations &amp; Free Fall</w:t>
+              <w:t>Velocity-Time &amp; Position-Time Graphs</w:t>
             </w:r>
           </w:p>
         </w:tc>
@@ -485,7 +485,7 @@
                 <w:color w:val="2D3748"/>
                 <w:sz w:val="19"/>
               </w:rPr>
-              <w:t>v = u + at, \quad s = ut + \frac{1}{2}at^2, \quad v^2 = u^2 + 2as, \quad s_n = u + \frac{a}{2}(2n - 1)</w:t>
+              <w:t>v = \frac{dx}{dt}, \quad a = \frac{dv}{dt} = v\frac{dv}{dx}, \quad \text{Displacement} = \int v\,dt</w:t>
             </w:r>
           </w:p>
         </w:tc>
@@ -517,215 +517,7 @@
           <w:color w:val="2B6CB0"/>
           <w:sz w:val="24"/>
         </w:rPr>
-        <w:t>3.1 Velocity-Time &amp; Position-Time Graphs (Very High Yield — 75 PYQs)</w:t>
-      </w:r>
-    </w:p>
-    <w:p>
-      <w:r>
-        <w:rPr>
-          <w:b/>
-          <w:sz w:val="20"/>
-        </w:rPr>
-        <w:t xml:space="preserve">Core Principle: </w:t>
-      </w:r>
-      <w:r>
-        <w:rPr>
-          <w:sz w:val="20"/>
-        </w:rPr>
-        <w:t>Interpretation of motion curves: slope of x-t is velocity, slope of v-t is acceleration, area under v-t is displacement.</w:t>
-      </w:r>
-    </w:p>
-    <w:tbl>
-      <w:tblPr>
-        <w:tblW w:type="auto" w:w="0"/>
-        <w:jc w:val="center"/>
-        <w:tblLook w:firstColumn="1" w:firstRow="1" w:lastColumn="0" w:lastRow="0" w:noHBand="0" w:noVBand="1" w:val="04A0"/>
-      </w:tblPr>
-      <w:tblGrid>
-        <w:gridCol w:w="10080"/>
-      </w:tblGrid>
-      <w:tr>
-        <w:tc>
-          <w:tcPr>
-            <w:tcW w:type="dxa" w:w="10080"/>
-            <w:shd w:fill="FFF5F5"/>
-            <w:tcMar>
-              <w:top w:w="100" w:type="dxa"/>
-              <w:bottom w:w="100" w:type="dxa"/>
-              <w:left w:w="150" w:type="dxa"/>
-              <w:right w:w="150" w:type="dxa"/>
-            </w:tcMar>
-          </w:tcPr>
-          <w:p>
-            <w:r>
-              <w:rPr>
-                <w:b/>
-                <w:color w:val="C53030"/>
-                <w:sz w:val="19"/>
-              </w:rPr>
-              <w:t xml:space="preserve">⚠️ Common Trap / JEE Pitfall: </w:t>
-            </w:r>
-            <w:r>
-              <w:rPr>
-                <w:color w:val="2D3748"/>
-                <w:sz w:val="19"/>
-              </w:rPr>
-              <w:t>Area under speed-time curve gives distance (always positive), while area under velocity-time curve gives displacement.</w:t>
-            </w:r>
-          </w:p>
-        </w:tc>
-      </w:tr>
-    </w:tbl>
-    <w:tbl>
-      <w:tblPr>
-        <w:tblW w:type="auto" w:w="0"/>
-        <w:jc w:val="center"/>
-        <w:tblLook w:firstColumn="1" w:firstRow="1" w:lastColumn="0" w:lastRow="0" w:noHBand="0" w:noVBand="1" w:val="04A0"/>
-      </w:tblPr>
-      <w:tblGrid>
-        <w:gridCol w:w="10080"/>
-      </w:tblGrid>
-      <w:tr>
-        <w:tc>
-          <w:tcPr>
-            <w:tcW w:type="dxa" w:w="10080"/>
-            <w:shd w:fill="F0FFF4"/>
-            <w:tcMar>
-              <w:top w:w="100" w:type="dxa"/>
-              <w:bottom w:w="100" w:type="dxa"/>
-              <w:left w:w="150" w:type="dxa"/>
-              <w:right w:w="150" w:type="dxa"/>
-            </w:tcMar>
-          </w:tcPr>
-          <w:p>
-            <w:r>
-              <w:rPr>
-                <w:b/>
-                <w:color w:val="276749"/>
-                <w:sz w:val="19"/>
-              </w:rPr>
-              <w:t xml:space="preserve">💡 Speed Hack / Trick: </w:t>
-            </w:r>
-            <w:r>
-              <w:rPr>
-                <w:color w:val="2D3748"/>
-                <w:sz w:val="19"/>
-              </w:rPr>
-              <w:t>When a is given as a function of x, use a = v(dv / dx) rather than (dv / dt).</w:t>
-            </w:r>
-          </w:p>
-        </w:tc>
-      </w:tr>
-    </w:tbl>
-    <w:p>
-      <w:pPr>
-        <w:spacing w:before="120" w:after="40"/>
-      </w:pPr>
-      <w:r>
-        <w:rPr>
-          <w:b/>
-          <w:color w:val="1A365D"/>
-          <w:sz w:val="19"/>
-        </w:rPr>
-        <w:t>Source PYQs testing this concept:</w:t>
-      </w:r>
-    </w:p>
-    <w:p>
-      <w:pPr>
-        <w:pStyle w:val="ListBullet"/>
-        <w:spacing w:after="40"/>
-      </w:pPr>
-      <w:r>
-        <w:rPr>
-          <w:b/>
-          <w:sz w:val="18"/>
-        </w:rPr>
-        <w:t xml:space="preserve">[2026 Morning Shift] Q#1 (MCQ): </w:t>
-      </w:r>
-      <w:r>
-        <w:rPr>
-          <w:sz w:val="18"/>
-        </w:rPr>
-        <w:t xml:space="preserve">"Water drops fall from a tap on the floor, 5 m below, at regular intervals of time, the first drop strikes the floor when the sixth drop begi..."  </w:t>
-      </w:r>
-      <w:r>
-        <w:rPr>
-          <w:b/>
-          <w:color w:val="2B6CB0"/>
-          <w:sz w:val="18"/>
-        </w:rPr>
-        <w:t>[Ans: C]</w:t>
-      </w:r>
-    </w:p>
-    <w:p>
-      <w:pPr>
-        <w:pStyle w:val="ListBullet"/>
-        <w:spacing w:after="40"/>
-      </w:pPr>
-      <w:r>
-        <w:rPr>
-          <w:b/>
-          <w:sz w:val="18"/>
-        </w:rPr>
-        <w:t xml:space="preserve">[2026 Evening Shift] Q#2 (MCQ): </w:t>
-      </w:r>
-      <w:r>
-        <w:rPr>
-          <w:sz w:val="18"/>
-        </w:rPr>
-        <w:t xml:space="preserve">"The velocity (v) versus time (t) plot of a particle is shown in the figure, for a time interval of 40 s . The total distance travelled b..."  </w:t>
-      </w:r>
-      <w:r>
-        <w:rPr>
-          <w:b/>
-          <w:color w:val="2B6CB0"/>
-          <w:sz w:val="18"/>
-        </w:rPr>
-        <w:t>[Ans: C]</w:t>
-      </w:r>
-    </w:p>
-    <w:p>
-      <w:pPr>
-        <w:pStyle w:val="ListBullet"/>
-        <w:spacing w:after="40"/>
-      </w:pPr>
-      <w:r>
-        <w:rPr>
-          <w:b/>
-          <w:sz w:val="18"/>
-        </w:rPr>
-        <w:t xml:space="preserve">[2026 Evening Shift] Q#2 (MCQ): </w:t>
-      </w:r>
-      <w:r>
-        <w:rPr>
-          <w:sz w:val="18"/>
-        </w:rPr>
-        <w:t xml:space="preserve">"The velocity (v) - Distance (x) graph is shown in figure. Which graph represents acceleration(a) versus distance ( x ) variation of th..."  </w:t>
-      </w:r>
-      <w:r>
-        <w:rPr>
-          <w:b/>
-          <w:color w:val="2B6CB0"/>
-          <w:sz w:val="18"/>
-        </w:rPr>
-        <w:t>[Ans: D]</w:t>
-      </w:r>
-    </w:p>
-    <w:p>
-      <w:pPr>
-        <w:spacing w:after="120"/>
-      </w:pPr>
-    </w:p>
-    <w:p>
-      <w:pPr>
-        <w:pStyle w:val="Heading2"/>
-      </w:pPr>
-      <w:r>
-        <w:rPr>
-          <w:color w:val="2B6CB0"/>
-          <w:sz w:val="24"/>
-        </w:rPr>
-        <w:t>3.2 Kinematic Equations &amp; Free Fall (Very High Yield — 46 PYQs)</w:t>
+        <w:t>3.1 Kinematic Equations &amp; Free Fall (Very High Yield — 63 PYQs)</w:t>
       </w:r>
     </w:p>
     <w:p>
@@ -875,13 +667,13 @@
           <w:b/>
           <w:sz w:val="18"/>
         </w:rPr>
-        <w:t xml:space="preserve">[2026 Evening Shift] Q#3 (MCQ): </w:t>
+        <w:t xml:space="preserve">[2026 Morning Shift] Q#1 (MCQ): </w:t>
       </w:r>
       <w:r>
         <w:rPr>
           <w:sz w:val="18"/>
         </w:rPr>
-        <w:t xml:space="preserve">"A paratrooper jumps from an aeroplane and opens a parachute after 2 s of free fall and starts deaccelerating with 3m/s^2 . At 10 m heigh..."  </w:t>
+        <w:t xml:space="preserve">"Water drops fall from a tap on the floor, 5 m below, at regular intervals of time, the first drop strikes the floor when the sixth drop begi..."  </w:t>
       </w:r>
       <w:r>
         <w:rPr>
@@ -889,7 +681,7 @@
           <w:color w:val="2B6CB0"/>
           <w:sz w:val="18"/>
         </w:rPr>
-        <w:t>[Ans: A]</w:t>
+        <w:t>[Ans: C]</w:t>
       </w:r>
     </w:p>
     <w:p>
@@ -902,13 +694,13 @@
           <w:b/>
           <w:sz w:val="18"/>
         </w:rPr>
-        <w:t xml:space="preserve">[2025 Morning Shift] Q#2 (MCQ): </w:t>
+        <w:t xml:space="preserve">[2026 Evening Shift] Q#3 (MCQ): </w:t>
       </w:r>
       <w:r>
         <w:rPr>
           <w:sz w:val="18"/>
         </w:rPr>
-        <w:t xml:space="preserve">"Which of the following curves possibly represent one-dimensional motion of a particle? Choose the correct answer from the options g..."  </w:t>
+        <w:t xml:space="preserve">"Two cars A and B are moving in the same direction along a straight line with speeds 100km/h and 80km/h , respectively such that car ..."  </w:t>
       </w:r>
       <w:r>
         <w:rPr>
@@ -916,7 +708,215 @@
           <w:color w:val="2B6CB0"/>
           <w:sz w:val="18"/>
         </w:rPr>
-        <w:t>[Ans: N/A]</w:t>
+        <w:t>[Ans: C]</w:t>
+      </w:r>
+    </w:p>
+    <w:p>
+      <w:pPr>
+        <w:spacing w:after="120"/>
+      </w:pPr>
+    </w:p>
+    <w:p>
+      <w:pPr>
+        <w:pStyle w:val="Heading2"/>
+      </w:pPr>
+      <w:r>
+        <w:rPr>
+          <w:color w:val="2B6CB0"/>
+          <w:sz w:val="24"/>
+        </w:rPr>
+        <w:t>3.2 Velocity-Time &amp; Position-Time Graphs (Very High Yield — 58 PYQs)</w:t>
+      </w:r>
+    </w:p>
+    <w:p>
+      <w:r>
+        <w:rPr>
+          <w:b/>
+          <w:sz w:val="20"/>
+        </w:rPr>
+        <w:t xml:space="preserve">Core Principle: </w:t>
+      </w:r>
+      <w:r>
+        <w:rPr>
+          <w:sz w:val="20"/>
+        </w:rPr>
+        <w:t>Interpretation of motion curves: slope of x-t is velocity, slope of v-t is acceleration, area under v-t is displacement.</w:t>
+      </w:r>
+    </w:p>
+    <w:tbl>
+      <w:tblPr>
+        <w:tblW w:type="auto" w:w="0"/>
+        <w:jc w:val="center"/>
+        <w:tblLook w:firstColumn="1" w:firstRow="1" w:lastColumn="0" w:lastRow="0" w:noHBand="0" w:noVBand="1" w:val="04A0"/>
+      </w:tblPr>
+      <w:tblGrid>
+        <w:gridCol w:w="10080"/>
+      </w:tblGrid>
+      <w:tr>
+        <w:tc>
+          <w:tcPr>
+            <w:tcW w:type="dxa" w:w="10080"/>
+            <w:shd w:fill="FFF5F5"/>
+            <w:tcMar>
+              <w:top w:w="100" w:type="dxa"/>
+              <w:bottom w:w="100" w:type="dxa"/>
+              <w:left w:w="150" w:type="dxa"/>
+              <w:right w:w="150" w:type="dxa"/>
+            </w:tcMar>
+          </w:tcPr>
+          <w:p>
+            <w:r>
+              <w:rPr>
+                <w:b/>
+                <w:color w:val="C53030"/>
+                <w:sz w:val="19"/>
+              </w:rPr>
+              <w:t xml:space="preserve">⚠️ Common Trap / JEE Pitfall: </w:t>
+            </w:r>
+            <w:r>
+              <w:rPr>
+                <w:color w:val="2D3748"/>
+                <w:sz w:val="19"/>
+              </w:rPr>
+              <w:t>Area under speed-time curve gives distance (always positive), while area under velocity-time curve gives displacement.</w:t>
+            </w:r>
+          </w:p>
+        </w:tc>
+      </w:tr>
+    </w:tbl>
+    <w:tbl>
+      <w:tblPr>
+        <w:tblW w:type="auto" w:w="0"/>
+        <w:jc w:val="center"/>
+        <w:tblLook w:firstColumn="1" w:firstRow="1" w:lastColumn="0" w:lastRow="0" w:noHBand="0" w:noVBand="1" w:val="04A0"/>
+      </w:tblPr>
+      <w:tblGrid>
+        <w:gridCol w:w="10080"/>
+      </w:tblGrid>
+      <w:tr>
+        <w:tc>
+          <w:tcPr>
+            <w:tcW w:type="dxa" w:w="10080"/>
+            <w:shd w:fill="F0FFF4"/>
+            <w:tcMar>
+              <w:top w:w="100" w:type="dxa"/>
+              <w:bottom w:w="100" w:type="dxa"/>
+              <w:left w:w="150" w:type="dxa"/>
+              <w:right w:w="150" w:type="dxa"/>
+            </w:tcMar>
+          </w:tcPr>
+          <w:p>
+            <w:r>
+              <w:rPr>
+                <w:b/>
+                <w:color w:val="276749"/>
+                <w:sz w:val="19"/>
+              </w:rPr>
+              <w:t xml:space="preserve">💡 Speed Hack / Trick: </w:t>
+            </w:r>
+            <w:r>
+              <w:rPr>
+                <w:color w:val="2D3748"/>
+                <w:sz w:val="19"/>
+              </w:rPr>
+              <w:t>When a is given as a function of x, use a = v(dv / dx) rather than (dv / dt).</w:t>
+            </w:r>
+          </w:p>
+        </w:tc>
+      </w:tr>
+    </w:tbl>
+    <w:p>
+      <w:pPr>
+        <w:spacing w:before="120" w:after="40"/>
+      </w:pPr>
+      <w:r>
+        <w:rPr>
+          <w:b/>
+          <w:color w:val="1A365D"/>
+          <w:sz w:val="19"/>
+        </w:rPr>
+        <w:t>Source PYQs testing this concept:</w:t>
+      </w:r>
+    </w:p>
+    <w:p>
+      <w:pPr>
+        <w:pStyle w:val="ListBullet"/>
+        <w:spacing w:after="40"/>
+      </w:pPr>
+      <w:r>
+        <w:rPr>
+          <w:b/>
+          <w:sz w:val="18"/>
+        </w:rPr>
+        <w:t xml:space="preserve">[2026 Evening Shift] Q#2 (MCQ): </w:t>
+      </w:r>
+      <w:r>
+        <w:rPr>
+          <w:sz w:val="18"/>
+        </w:rPr>
+        <w:t xml:space="preserve">"The velocity (v) versus time (t) plot of a particle is shown in the figure, for a time interval of 40 s . The total distance travelled b..."  </w:t>
+      </w:r>
+      <w:r>
+        <w:rPr>
+          <w:b/>
+          <w:color w:val="2B6CB0"/>
+          <w:sz w:val="18"/>
+        </w:rPr>
+        <w:t>[Ans: C]</w:t>
+      </w:r>
+    </w:p>
+    <w:p>
+      <w:pPr>
+        <w:pStyle w:val="ListBullet"/>
+        <w:spacing w:after="40"/>
+      </w:pPr>
+      <w:r>
+        <w:rPr>
+          <w:b/>
+          <w:sz w:val="18"/>
+        </w:rPr>
+        <w:t xml:space="preserve">[2026 Evening Shift] Q#2 (MCQ): </w:t>
+      </w:r>
+      <w:r>
+        <w:rPr>
+          <w:sz w:val="18"/>
+        </w:rPr>
+        <w:t xml:space="preserve">"The velocity (v) - Distance (x) graph is shown in figure. Which graph represents acceleration(a) versus distance ( x ) variation of th..."  </w:t>
+      </w:r>
+      <w:r>
+        <w:rPr>
+          <w:b/>
+          <w:color w:val="2B6CB0"/>
+          <w:sz w:val="18"/>
+        </w:rPr>
+        <w:t>[Ans: D]</w:t>
+      </w:r>
+    </w:p>
+    <w:p>
+      <w:pPr>
+        <w:pStyle w:val="ListBullet"/>
+        <w:spacing w:after="40"/>
+      </w:pPr>
+      <w:r>
+        <w:rPr>
+          <w:b/>
+          <w:sz w:val="18"/>
+        </w:rPr>
+        <w:t xml:space="preserve">[2026 Evening Shift] Q#4 (MCQ): </w:t>
+      </w:r>
+      <w:r>
+        <w:rPr>
+          <w:sz w:val="18"/>
+        </w:rPr>
+        <w:t xml:space="preserve">"A particle starts moving from time t=0 and its coordinate is given as x(t)=4t^3-3t A. The particle returns to its original position (o..."  </w:t>
+      </w:r>
+      <w:r>
+        <w:rPr>
+          <w:b/>
+          <w:color w:val="2B6CB0"/>
+          <w:sz w:val="18"/>
+        </w:rPr>
+        <w:t>[Ans: B]</w:t>
       </w:r>
     </w:p>
     <w:p>
@@ -1069,7 +1069,7 @@
           <w:color w:val="1A365D"/>
           <w:sz w:val="22"/>
         </w:rPr>
-        <w:t>Benchmark Problem 2: JEE Main 2026 (Online) 28th January Morning Shift (Q#1)</w:t>
+        <w:t>Benchmark Problem 2: JEE Main 2026 (Online) 5th April Evening Shift (Q#2)</w:t>
       </w:r>
     </w:p>
     <w:p>
@@ -1080,7 +1080,7 @@
         <w:rPr>
           <w:sz w:val="20"/>
         </w:rPr>
-        <w:t>Water drops fall from a tap on the floor, 5 m below, at regular intervals of time, the first drop strikes the floor when the sixth drop begins to fall. The height at which the fourth drop will be from ground, at the instant when the first drop strikes the ground is ____ m. (g=10m/s^2)</w:t>
+        <w:t>The velocity (v) versus time (t) plot of a particle is shown in the figure, for a time interval of 40 s . The total distance travelled by the particle and the average velocity during this period are, respectively ____ .</w:t>
       </w:r>
     </w:p>
     <w:p>
@@ -1092,7 +1092,7 @@
         <w:rPr>
           <w:sz w:val="19"/>
         </w:rPr>
-        <w:t>(A) 3.8</w:t>
+        <w:t>(A) 25 m and zero</w:t>
       </w:r>
     </w:p>
     <w:p>
@@ -1104,7 +1104,7 @@
         <w:rPr>
           <w:sz w:val="19"/>
         </w:rPr>
-        <w:t>(B) 4.0</w:t>
+        <w:t>(B) 50 m and zero</w:t>
       </w:r>
     </w:p>
     <w:p>
@@ -1118,7 +1118,7 @@
           <w:color w:val="276749"/>
           <w:sz w:val="19"/>
         </w:rPr>
-        <w:t>(C) 4.2</w:t>
+        <w:t>(C) 100 m and zero</w:t>
       </w:r>
     </w:p>
     <w:p>
@@ -1130,7 +1130,7 @@
         <w:rPr>
           <w:sz w:val="19"/>
         </w:rPr>
-        <w:t>(D) 2.5</w:t>
+        <w:t>(D) 100 m and 2.5m/s</w:t>
       </w:r>
     </w:p>
     <w:tbl>
@@ -1171,7 +1171,7 @@
               </w:rPr>
               <w:t>Solution Analysis:</w:t>
               <w:br/>
-              <w:t>The first drop falls a distance of H=5m starting from rest (u=0) . Using the equation of motion: s=ut+(1 / 2)gt^2 ⇒ 5=0+(1 / 2) × 10 × T^2 ⇒ 5=5T^2 ⇒ T^2=1 ⇒ T=1s When the first drop hits the ground, the sixth drop is just beginning to fall. This means there are 5 equal time intervals between the first and sixth drops. Δ t=(T / 5)=(1 / 5)=0.2s At the instant the first drop strikes the ground (t=1s) : Drop 1 has fallen for 1.0 s Drop 2 has fallen for 0.8 s Drop 3 has fallen for 0.6 s Drop 4 has fallen for 0.4 s Using the distance formula for the fourth drop: h_(4)=(1 / 2)g(t_(4))^2 ⇒ ℎ_(4)=(1 / 2) × 10 × (0.4)^2 ⇒ h_(4)=5 × 0.16=0.8m The height from the ground is the total height minus the distance fallen: Height from ground =H-h_(4)=5m-0.8m=4.2m Hence, the correct option is (C).</w:t>
+              <w:t>The displacement is the algebraic sum of the areas (assuming area above the t -axis as positive and area below as negative). And the distance is the sum of the magnitudes of the areas (assuming all areas as positive because distance can't be negative). The graph consists of two triangles: For triangle 1 from t=0 to t=20s : Base b_(1)=20s , Height h_(1)=+5m/s So, area of triangle 1 is, Area_(1)=(1 / 2) × 20 × 5=50m For triangle 2 from t=20 to t=40s : Base b_(2)=40s-20s=20s , Height h_(2)=-5m/s So, area of triangle 2 is, Area_(2)=(1 / 2) × 20 × (-5)=-50m Total Distance =| Area _(1)|+| Area _(2)|=|50|+|-50|=100m The average velocity is defined as the total displacement divided by total time. Total Displacement=Area_(1)+Area_(2)=50+(-50)=0m So, average velocity=(Total Displacement / Total Time)=(0 / 40)=0m/s Therefore, total distance covered by particle is 100 m and its average velocity is zero. Hence, the correct option is (C).</w:t>
             </w:r>
           </w:p>
         </w:tc>
